--- a/data/modelos/oficio_admin_contrato.docx
+++ b/data/modelos/oficio_admin_contrato.docx
@@ -159,7 +159,7 @@
           <w:szCs w:val="24"/>
           <w:lang w:val="es-PE"/>
         </w:rPr>
-        <w:t>10 de Marzo de 2026</w:t>
+        <w:t>29 de Marzo de 2026</w:t>
       </w:r>
       <w:r>
         <w:rPr>
@@ -538,7 +538,7 @@
           <w:rFonts w:ascii="Garamond" w:eastAsia="Arial MT" w:hAnsi="Garamond" w:cs="Arial"/>
           <w:spacing w:val="1"/>
         </w:rPr>
-        <w:t xml:space="preserve">, bajo el Contrato de Locación de Servicios </w:t>
+        <w:t xml:space="preserve">, bajo el Contrato de Locación de Servicios N.° </w:t>
       </w:r>
       <w:proofErr w:type="spellStart"/>
       <w:r>
@@ -546,7 +546,7 @@
           <w:rFonts w:ascii="Garamond" w:eastAsia="Arial MT" w:hAnsi="Garamond" w:cs="Arial"/>
           <w:spacing w:val="1"/>
         </w:rPr>
-        <w:t>N.°</w:t>
+        <w:t>Nro_Contrato</w:t>
       </w:r>
       <w:proofErr w:type="spellEnd"/>
       <w:r>
@@ -554,22 +554,6 @@
           <w:rFonts w:ascii="Garamond" w:eastAsia="Arial MT" w:hAnsi="Garamond" w:cs="Arial"/>
           <w:spacing w:val="1"/>
         </w:rPr>
-        <w:t xml:space="preserve"> </w:t>
-      </w:r>
-      <w:proofErr w:type="spellStart"/>
-      <w:r>
-        <w:rPr>
-          <w:rFonts w:ascii="Garamond" w:eastAsia="Arial MT" w:hAnsi="Garamond" w:cs="Arial"/>
-          <w:spacing w:val="1"/>
-        </w:rPr>
-        <w:t>Nro_Contrato</w:t>
-      </w:r>
-      <w:proofErr w:type="spellEnd"/>
-      <w:r>
-        <w:rPr>
-          <w:rFonts w:ascii="Garamond" w:eastAsia="Arial MT" w:hAnsi="Garamond" w:cs="Arial"/>
-          <w:spacing w:val="1"/>
-        </w:rPr>
         <w:t xml:space="preserve">/UNMSM-FLCH/2026 por </w:t>
       </w:r>
       <w:r>
@@ -584,17 +568,8 @@
           <w:rFonts w:ascii="Garamond" w:eastAsia="Arial MT" w:hAnsi="Garamond" w:cs="Arial"/>
           <w:spacing w:val="1"/>
         </w:rPr>
-        <w:t xml:space="preserve"> </w:t>
-      </w:r>
-      <w:proofErr w:type="spellStart"/>
-      <w:r>
-        <w:rPr>
-          <w:rFonts w:ascii="Garamond" w:eastAsia="Arial MT" w:hAnsi="Garamond" w:cs="Arial"/>
-          <w:spacing w:val="1"/>
-        </w:rPr>
-        <w:t>descripcion</w:t>
-      </w:r>
-      <w:proofErr w:type="spellEnd"/>
+        <w:t xml:space="preserve"> descripcion</w:t>
+      </w:r>
       <w:r>
         <w:rPr>
           <w:rFonts w:ascii="Garamond" w:eastAsia="Arial MT" w:hAnsi="Garamond" w:cs="Arial"/>
@@ -693,12 +668,14 @@
         <w:rPr>
           <w:rFonts w:ascii="Garamond" w:eastAsia="Arial MT" w:hAnsi="Garamond" w:cs="Arial"/>
           <w:spacing w:val="1"/>
-        </w:rPr>
-      </w:pPr>
-      <w:r>
-        <w:rPr>
-          <w:rFonts w:ascii="Garamond" w:eastAsia="Arial MT" w:hAnsi="Garamond" w:cs="Arial"/>
-          <w:spacing w:val="1"/>
+          <w:lang w:val="it-IT"/>
+        </w:rPr>
+      </w:pPr>
+      <w:r>
+        <w:rPr>
+          <w:rFonts w:ascii="Garamond" w:eastAsia="Arial MT" w:hAnsi="Garamond" w:cs="Arial"/>
+          <w:spacing w:val="1"/>
+          <w:lang w:val="it-IT"/>
         </w:rPr>
         <w:t>Atentamente,</w:t>
       </w:r>
@@ -708,6 +685,7 @@
         <w:pStyle w:val="Textoindependiente"/>
         <w:rPr>
           <w:rFonts w:ascii="Garamond" w:hAnsi="Garamond"/>
+          <w:lang w:val="it-IT"/>
         </w:rPr>
       </w:pPr>
     </w:p>
@@ -716,6 +694,7 @@
         <w:pStyle w:val="Textoindependiente"/>
         <w:rPr>
           <w:rFonts w:ascii="Garamond" w:hAnsi="Garamond"/>
+          <w:lang w:val="it-IT"/>
         </w:rPr>
       </w:pPr>
     </w:p>
@@ -724,6 +703,7 @@
         <w:pStyle w:val="Textoindependiente"/>
         <w:rPr>
           <w:rFonts w:ascii="Garamond" w:hAnsi="Garamond"/>
+          <w:lang w:val="it-IT"/>
         </w:rPr>
       </w:pPr>
     </w:p>
@@ -732,6 +712,7 @@
         <w:pStyle w:val="Textoindependiente"/>
         <w:rPr>
           <w:rFonts w:ascii="Garamond" w:hAnsi="Garamond"/>
+          <w:lang w:val="it-IT"/>
         </w:rPr>
       </w:pPr>
     </w:p>
@@ -741,6 +722,7 @@
         <w:spacing w:before="241"/>
         <w:rPr>
           <w:rFonts w:ascii="Garamond" w:hAnsi="Garamond"/>
+          <w:lang w:val="it-IT"/>
         </w:rPr>
       </w:pPr>
     </w:p>
@@ -753,6 +735,7 @@
           <w:rFonts w:ascii="Garamond" w:hAnsi="Garamond"/>
           <w:b/>
           <w:szCs w:val="22"/>
+          <w:lang w:val="it-IT"/>
         </w:rPr>
       </w:pPr>
       <w:r>
@@ -760,6 +743,7 @@
           <w:rFonts w:ascii="Garamond" w:hAnsi="Garamond"/>
           <w:b/>
           <w:szCs w:val="22"/>
+          <w:lang w:val="it-IT"/>
         </w:rPr>
         <w:t>Dr. Guillaume Yannick Serge Oisel</w:t>
       </w:r>
@@ -786,15 +770,6 @@
         </w:rPr>
         <w:t>Centro de Idiomas de la UNMSM</w:t>
       </w:r>
-    </w:p>
-    <w:p>
-      <w:pPr>
-        <w:spacing w:line="274" w:lineRule="exact"/>
-        <w:jc w:val="center"/>
-        <w:rPr>
-          <w:rFonts w:ascii="Garamond" w:hAnsi="Garamond"/>
-        </w:rPr>
-      </w:pPr>
     </w:p>
     <w:sectPr>
       <w:headerReference w:type="default" r:id="rId6"/>

--- a/data/modelos/oficio_admin_contrato.docx
+++ b/data/modelos/oficio_admin_contrato.docx
@@ -159,7 +159,7 @@
           <w:szCs w:val="24"/>
           <w:lang w:val="es-PE"/>
         </w:rPr>
-        <w:t>29 de Marzo de 2026</w:t>
+        <w:t>29 de Mayo de 2026</w:t>
       </w:r>
       <w:r>
         <w:rPr>
@@ -575,7 +575,35 @@
           <w:rFonts w:ascii="Garamond" w:eastAsia="Arial MT" w:hAnsi="Garamond" w:cs="Arial"/>
           <w:spacing w:val="1"/>
         </w:rPr>
-        <w:t xml:space="preserve">, para el Centro de Idiomas de la Facultad de Letras, cuyo monto del servicio es </w:t>
+        <w:t>, para el Centro de Idiomas de la Facultad de Letras</w:t>
+      </w:r>
+      <w:r>
+        <w:rPr>
+          <w:rFonts w:ascii="Garamond" w:eastAsia="Arial MT" w:hAnsi="Garamond" w:cs="Arial"/>
+          <w:spacing w:val="1"/>
+        </w:rPr>
+        <w:t xml:space="preserve"> </w:t>
+      </w:r>
+      <w:r>
+        <w:rPr>
+          <w:rFonts w:ascii="Garamond" w:eastAsia="Arial MT" w:hAnsi="Garamond" w:cs="Arial"/>
+          <w:spacing w:val="1"/>
+        </w:rPr>
+        <w:t xml:space="preserve">y Ciencias Humanas </w:t>
+      </w:r>
+      <w:r>
+        <w:rPr>
+          <w:rFonts w:ascii="Garamond" w:eastAsia="Arial MT" w:hAnsi="Garamond" w:cs="Arial"/>
+          <w:spacing w:val="1"/>
+        </w:rPr>
+        <w:t>bajo la modalidad presencial</w:t>
+      </w:r>
+      <w:r>
+        <w:rPr>
+          <w:rFonts w:ascii="Garamond" w:eastAsia="Arial MT" w:hAnsi="Garamond" w:cs="Arial"/>
+          <w:spacing w:val="1"/>
+        </w:rPr>
+        <w:t xml:space="preserve">, cuyo monto del servicio es </w:t>
       </w:r>
       <w:proofErr w:type="spellStart"/>
       <w:r>
@@ -591,7 +619,7 @@
           <w:rFonts w:ascii="Garamond" w:eastAsia="Arial MT" w:hAnsi="Garamond" w:cs="Arial"/>
           <w:spacing w:val="1"/>
         </w:rPr>
-        <w:t xml:space="preserve">, monto por hora: </w:t>
+        <w:t xml:space="preserve">, correspondiente a la </w:t>
       </w:r>
       <w:proofErr w:type="spellStart"/>
       <w:r>
@@ -599,7 +627,7 @@
           <w:rFonts w:ascii="Garamond" w:eastAsia="Arial MT" w:hAnsi="Garamond" w:cs="Arial"/>
           <w:spacing w:val="1"/>
         </w:rPr>
-        <w:t>categoria</w:t>
+        <w:t>numero_armada</w:t>
       </w:r>
       <w:proofErr w:type="spellEnd"/>
       <w:r>
@@ -607,37 +635,7 @@
           <w:rFonts w:ascii="Garamond" w:eastAsia="Arial MT" w:hAnsi="Garamond" w:cs="Arial"/>
           <w:spacing w:val="1"/>
         </w:rPr>
-        <w:t xml:space="preserve">, correspondiente a la </w:t>
-      </w:r>
-      <w:proofErr w:type="spellStart"/>
-      <w:r>
-        <w:rPr>
-          <w:rFonts w:ascii="Garamond" w:eastAsia="Arial MT" w:hAnsi="Garamond" w:cs="Arial"/>
-          <w:spacing w:val="1"/>
-        </w:rPr>
-        <w:t>numero_armada</w:t>
-      </w:r>
-      <w:proofErr w:type="spellEnd"/>
-      <w:r>
-        <w:rPr>
-          <w:rFonts w:ascii="Garamond" w:eastAsia="Arial MT" w:hAnsi="Garamond" w:cs="Arial"/>
-          <w:spacing w:val="1"/>
-        </w:rPr>
-        <w:t xml:space="preserve"> armada</w:t>
-      </w:r>
-      <w:r>
-        <w:rPr>
-          <w:rFonts w:ascii="Garamond" w:eastAsia="Arial MT" w:hAnsi="Garamond" w:cs="Arial"/>
-          <w:spacing w:val="1"/>
-        </w:rPr>
-        <w:t>, bajo la modalidad presencial</w:t>
-      </w:r>
-      <w:r>
-        <w:rPr>
-          <w:rFonts w:ascii="Garamond" w:eastAsia="Arial MT" w:hAnsi="Garamond" w:cs="Arial"/>
-          <w:spacing w:val="1"/>
-        </w:rPr>
-        <w:t>.</w:t>
+        <w:t xml:space="preserve"> armada.</w:t>
       </w:r>
     </w:p>
     <w:p>

--- a/data/modelos/oficio_admin_contrato.docx
+++ b/data/modelos/oficio_admin_contrato.docx
@@ -159,7 +159,7 @@
           <w:szCs w:val="24"/>
           <w:lang w:val="es-PE"/>
         </w:rPr>
-        <w:t>29 de Mayo de 2026</w:t>
+        <w:t>15 de Junio de 2026</w:t>
       </w:r>
       <w:r>
         <w:rPr>
@@ -375,15 +375,15 @@
         <w:rPr>
           <w:rFonts w:ascii="Garamond" w:hAnsi="Garamond"/>
         </w:rPr>
-        <w:t xml:space="preserve">servicios </w:t>
+        <w:t>servicios N.°</w:t>
+      </w:r>
+      <w:r>
+        <w:rPr>
+          <w:rFonts w:ascii="Garamond" w:hAnsi="Garamond"/>
+        </w:rPr>
+        <w:t xml:space="preserve"> </w:t>
       </w:r>
       <w:proofErr w:type="spellStart"/>
-      <w:r>
-        <w:rPr>
-          <w:rFonts w:ascii="Garamond" w:hAnsi="Garamond"/>
-        </w:rPr>
-        <w:t>N.°</w:t>
-      </w:r>
       <w:r>
         <w:rPr>
           <w:rFonts w:ascii="Garamond" w:hAnsi="Garamond"/>
@@ -425,7 +425,7 @@
         <w:rPr>
           <w:rFonts w:ascii="Garamond" w:hAnsi="Garamond"/>
         </w:rPr>
-        <w:t>-</w:t>
+        <w:t xml:space="preserve"> – </w:t>
       </w:r>
       <w:r>
         <w:rPr>
@@ -438,16 +438,32 @@
       <w:r>
         <w:rPr>
           <w:rFonts w:ascii="Garamond" w:hAnsi="Garamond"/>
+          <w:b/>
+          <w:bCs/>
+        </w:rPr>
+        <w:t xml:space="preserve"> </w:t>
+      </w:r>
+      <w:r>
+        <w:rPr>
+          <w:rFonts w:ascii="Garamond" w:hAnsi="Garamond"/>
         </w:rPr>
         <w:t>-</w:t>
       </w:r>
       <w:r>
         <w:rPr>
           <w:rFonts w:ascii="Garamond" w:hAnsi="Garamond"/>
+        </w:rPr>
+        <w:t xml:space="preserve"> </w:t>
+      </w:r>
+      <w:proofErr w:type="spellStart"/>
+      <w:r>
+        <w:rPr>
+          <w:rFonts w:ascii="Garamond" w:hAnsi="Garamond"/>
           <w:spacing w:val="-4"/>
         </w:rPr>
         <w:t>numero_armada</w:t>
       </w:r>
+      <w:proofErr w:type="spellEnd"/>
       <w:r>
         <w:rPr>
           <w:rFonts w:ascii="Garamond" w:hAnsi="Garamond"/>
